--- a/docs/DOC-045 — Economic Reality Reliance Disposition Capability.docx
+++ b/docs/DOC-045 — Economic Reality Reliance Disposition Capability.docx
@@ -168,6 +168,32 @@
         </w:tc>
       </w:tr>
     </w:tbl>
+    <w:p>
+      <w:pPr/>
+      <w:r>
+        <w:t>Estado: Deprecated</w:t>
+      </w:r>
+    </w:p>
+    <w:p>
+      <w:pPr>
+        <w:pStyle w:val="Heading1"/>
+      </w:pPr>
+      <w:r>
+        <w:t>0. Disposición vigente de recuperación arquitectónica</w:t>
+      </w:r>
+    </w:p>
+    <w:p>
+      <w:pPr/>
+      <w:r>
+        <w:t>DOC-045 queda Deprecated y se conserva por trazabilidad. EconomicRealityRelianceDisposition es un contrato técnico válido, inmutable y gobernado por una autoridad explícita, pero no posee hoy un consumidor productivo o contractual downstream demostrado ni desbloquea una continuidad arquitectónica vigente.</w:t>
+      </w:r>
+    </w:p>
+    <w:p>
+      <w:pPr/>
+      <w:r>
+        <w:t>No deberá inferirse que DOC-044 → DOC-045 sea un paso obligatorio. Las referencias de este documento a responsabilidades posteriores son hipotéticas mientras no exista un consumidor real. Cualquier reactivación deberá demostrar nuevamente necesidad, consumidor y flujo mediante la autoridad arquitectónica vigente.</w:t>
+      </w:r>
+    </w:p>
     <w:p>
       <w:pPr>
         <w:pStyle w:val="Heading1"/>
